--- a/facilitator-guide-retro-sailboat.docx
+++ b/facilitator-guide-retro-sailboat.docx
@@ -235,25 +235,7 @@
         </w:numPr>
       </w:pPr>
       <w:r>
-        <w:t xml:space="preserve">Pick the </w:t>
-      </w:r>
-      <w:r>
-        <w:rPr>
-          <w:b/>
-        </w:rPr>
-        <w:t xml:space="preserve">sprint</w:t>
-      </w:r>
-      <w:r>
-        <w:t xml:space="preserve"> board (60 min) or </w:t>
-      </w:r>
-      <w:r>
-        <w:rPr>
-          <w:b/>
-        </w:rPr>
-        <w:t xml:space="preserve">quarter</w:t>
-      </w:r>
-      <w:r>
-        <w:t xml:space="preserve"> board (2 h) and print at A3, or load the SVG into Miro / Mural / FigJam</w:t>
+        <w:t xml:space="preserve">Print the board at A3, or load the SVG into Miro / Mural / FigJam. Write the period on the actions strip (sprint, month or quarter); allow about 60 min for a sprint and 2 h for a quarter</w:t>
       </w:r>
     </w:p>
     <w:p>
@@ -1194,7 +1176,7 @@
         <w:pStyle w:val="Small"/>
       </w:pPr>
       <w:r>
-        <w:t xml:space="preserve">Boards: https://eparker71.github.io/agile-ways-of-working/retro-board-sailboat-sprint.html  ·  Online guide: https://eparker71.github.io/agile-ways-of-working/facilitator-guide-retro-sailboat.html</w:t>
+        <w:t xml:space="preserve">Boards: https://eparker71.github.io/agile-ways-of-working/retro-board-sailboat.html  ·  Online guide: https://eparker71.github.io/agile-ways-of-working/facilitator-guide-retro-sailboat.html</w:t>
       </w:r>
     </w:p>
     <w:p>

--- a/facilitator-guide-retro-sailboat.docx
+++ b/facilitator-guide-retro-sailboat.docx
@@ -1169,6 +1169,122 @@
       </w:r>
       <w:r>
         <w:t xml:space="preserve">.</w:t>
+      </w:r>
+    </w:p>
+    <w:p>
+      <w:pPr>
+        <w:pStyle w:val="Heading1"/>
+      </w:pPr>
+      <w:r>
+        <w:t xml:space="preserve">Recreate it in your whiteboard</w:t>
+      </w:r>
+    </w:p>
+    <w:p>
+      <w:pPr>
+        <w:pStyle w:val="Small"/>
+      </w:pPr>
+      <w:r>
+        <w:t xml:space="preserve">Paste this into your whiteboard's AI assistant (for example Miro AI or Atlassian Rovo) or a general assistant, to get an editable, native version of the board. Results vary by tool, so expect to tidy it up. For an exact copy, import the SVG as a locked background instead.</w:t>
+      </w:r>
+    </w:p>
+    <w:p>
+      <w:r>
+        <w:t xml:space="preserve">Create an editable whiteboard for “Sailboat Retrospective”, a workshop board.</w:t>
+      </w:r>
+    </w:p>
+    <w:p>
+      <w:r>
+        <w:t xml:space="preserve">Purpose: Where are we heading, what's driving us forward, what's holding us back, and what risks lie ahead?</w:t>
+      </w:r>
+    </w:p>
+    <w:p>
+      <w:r>
+        <w:t xml:space="preserve">Layout: a wide landscape board (about 16:11). Make one frame per section below, placed as described. In each frame, add the section name as a heading, then its content as short text labels or empty fields to fill in. Leave space in each frame for sticky notes. Use the header colour given. Keep the wording as written and don't add extra content.</w:t>
+      </w:r>
+    </w:p>
+    <w:p>
+      <w:r>
+        <w:t xml:space="preserve">Key: Yellow Sticky = What Happened · Green Sticky = Idea / Action · Dot = Vote (3 per person)</w:t>
+      </w:r>
+    </w:p>
+    <w:p>
+      <w:r>
+        <w:t xml:space="preserve">Sections:</w:t>
+      </w:r>
+    </w:p>
+    <w:p>
+      <w:r>
+        <w:t xml:space="preserve">1. Wind: top left, about 30% wide and 40% tall.</w:t>
+      </w:r>
+    </w:p>
+    <w:p>
+      <w:r>
+        <w:t xml:space="preserve">   Subtitle: What pushes us forward?</w:t>
+      </w:r>
+    </w:p>
+    <w:p>
+      <w:r>
+        <w:t xml:space="preserve">   Content: Strengths, support and momentum · What's helping us go faster?</w:t>
+      </w:r>
+    </w:p>
+    <w:p>
+      <w:r>
+        <w:t xml:space="preserve">2. Island: top right, about 35% wide and 20% tall.</w:t>
+      </w:r>
+    </w:p>
+    <w:p>
+      <w:r>
+        <w:t xml:space="preserve">   Subtitle: Where are we heading?</w:t>
+      </w:r>
+    </w:p>
+    <w:p>
+      <w:r>
+        <w:t xml:space="preserve">   Content: Our goal for the next sprint, month or quarter</w:t>
+      </w:r>
+    </w:p>
+    <w:p>
+      <w:r>
+        <w:t xml:space="preserve">3. Anchors: middle left, about 35% wide and 30% tall.</w:t>
+      </w:r>
+    </w:p>
+    <w:p>
+      <w:r>
+        <w:t xml:space="preserve">   Subtitle: What's holding us back?</w:t>
+      </w:r>
+    </w:p>
+    <w:p>
+      <w:r>
+        <w:t xml:space="preserve">   Content: Impediments, waste, slow handoffs</w:t>
+      </w:r>
+    </w:p>
+    <w:p>
+      <w:r>
+        <w:t xml:space="preserve">4. Rocks: middle right, about 40% wide and 30% tall.</w:t>
+      </w:r>
+    </w:p>
+    <w:p>
+      <w:r>
+        <w:t xml:space="preserve">   Subtitle: What risks lie ahead?</w:t>
+      </w:r>
+    </w:p>
+    <w:p>
+      <w:r>
+        <w:t xml:space="preserve">   Content: Dependencies, unknowns, deadlines</w:t>
+      </w:r>
+    </w:p>
+    <w:p>
+      <w:r>
+        <w:t xml:space="preserve">Also on the board: sprint, month, quarter… · ACTIONS WE'LL TAKE INTO OUR NEXT · Action #1 · Action #2 · Action #3 · Owner: (×3) · Done when: (×3)</w:t>
+      </w:r>
+    </w:p>
+    <w:p>
+      <w:r>
+        <w:t xml:space="preserve">Footer questions: “Which anchor, if cut, would let us sail fastest?” “What can we do next time to steer clear of the rocks?”</w:t>
+      </w:r>
+    </w:p>
+    <w:p>
+      <w:r>
+        <w:t xml:space="preserve">Original board for reference: https://eparker71.github.io/agile-ways-of-working/retro-board-sailboat.html</w:t>
       </w:r>
     </w:p>
     <w:p>

--- a/facilitator-guide-retro-sailboat.docx
+++ b/facilitator-guide-retro-sailboat.docx
@@ -300,6 +300,18 @@
     </w:p>
     <w:p>
       <w:pPr>
+        <w:pStyle w:val="ListBullet"/>
+        <w:numPr>
+          <w:ilvl w:val="0"/>
+          <w:numId w:val="1"/>
+        </w:numPr>
+      </w:pPr>
+      <w:r>
+        <w:t xml:space="preserve">Prepare the safety check: blank stickies for anonymous 1–5 votes, or four ESVP labels (Explorer, Shopper, Vacationer, Prisoner)</w:t>
+      </w:r>
+    </w:p>
+    <w:p>
+      <w:pPr>
         <w:pStyle w:val="Heading1"/>
       </w:pPr>
       <w:r>
@@ -415,7 +427,7 @@
           </w:tcPr>
           <w:p>
             <w:r>
-              <w:t xml:space="preserve">Read the Prime Directive (“everyone did the best job they could…”). Review last time's actions and any experiment results.</w:t>
+              <w:t xml:space="preserve">Read Norm Kerth's Prime Directive (“everyone did the best job they could…”). Run a quick anonymous safety check: a 1–5 vote, or Explorer / Shopper / Vacationer / Prisoner. If it's low, talk about that first. Then review last time's actions.</w:t>
             </w:r>
           </w:p>
         </w:tc>

--- a/facilitator-guide-retro-sailboat.docx
+++ b/facilitator-guide-retro-sailboat.docx
@@ -235,7 +235,7 @@
         </w:numPr>
       </w:pPr>
       <w:r>
-        <w:t xml:space="preserve">Print the board at A3, or load the SVG into Miro / Mural / FigJam. Write the period on the actions strip (sprint, month or quarter); allow about 60 min for a sprint and 2 h for a quarter</w:t>
+        <w:t xml:space="preserve">Print the board at A3 or 11×17, or load the SVG into Miro / Mural / FigJam. Write the period on the actions strip (sprint, month or quarter); allow about 60 min for a sprint and 2 h for a quarter</w:t>
       </w:r>
     </w:p>
     <w:p>
